--- a/NCI_The_Price_Should_Not_Know_Who_You_Are_2026_Evidence_Update.docx
+++ b/NCI_The_Price_Should_Not_Know_Who_You_Are_2026_Evidence_Update.docx
@@ -91,7 +91,7 @@
                 <w:color w:val="9A762F"/>
                 <w:sz w:val="14"/>
               </w:rPr>
-              <w:t>NCI RECOMMENDATION / DECISION STANDARD</w:t>
+              <w:t>NCI ANALYSIS / DECISION STANDARD</w:t>
             </w:r>
           </w:p>
           <w:p>
@@ -105,7 +105,7 @@
                 <w:color w:val="1A2638"/>
                 <w:sz w:val="18"/>
               </w:rPr>
-              <w:t>NCI recommends that lawmakers use the Senate process on HB 6098-6099 to define the total economic offer, cover linkable and inferred data, assign responsibility to both sellers and material pricing vendors, and create auditable records. The framework should expressly preserve bona fide dynamic pricing based on nonpersonal market conditions and genuine loyalty benefits.</w:t>
+              <w:t>As HB 6098-6099 moves through the Senate, four design choices will largely determine how any Michigan law works in practice: how it defines the total economic offer, whether it covers linkable and inferred data, how it divides responsibility between sellers and pricing vendors, and whether it creates auditable records. A workable framework would also need to distinguish individualized pricing from bona fide dynamic pricing based on market-wide conditions and from genuine loyalty benefits. NCI does not take a position on the bills.</w:t>
             </w:r>
           </w:p>
         </w:tc>
@@ -286,7 +286,7 @@
                 <w:color w:val="5E6876"/>
                 <w:sz w:val="14"/>
               </w:rPr>
-              <w:t xml:space="preserve">Current deadline for comments on the FTC proposed personalized-pricing enforcement policy. </w:t>
+              <w:t xml:space="preserve">Close of the extended comment period on the FTC’s proposed personalized-pricing enforcement policy. </w:t>
             </w:r>
             <w:r>
               <w:rPr>
@@ -548,7 +548,7 @@
                 <w:color w:val="9A762F"/>
                 <w:sz w:val="14"/>
               </w:rPr>
-              <w:t>POLICY DESIGN RULE</w:t>
+              <w:t>DESIGN CONSIDERATION</w:t>
             </w:r>
           </w:p>
           <w:p>
@@ -562,7 +562,7 @@
                 <w:color w:val="1A2638"/>
                 <w:sz w:val="18"/>
               </w:rPr>
-              <w:t>Regulate consequential use, not a particular collection channel. The same rule should apply when data come from an app, device, vehicle, account, household profile, broker, or pricing vendor.</w:t>
+              <w:t>A rule focused on consequential use, rather than a particular collection channel, would apply the same way whether data come from an app, device, vehicle, account, household profile, broker, or pricing vendor.</w:t>
             </w:r>
           </w:p>
         </w:tc>
@@ -578,7 +578,7 @@
         <w:pStyle w:val="Heading1"/>
       </w:pPr>
       <w:r>
-        <w:t>Seven decisions the Senate text should resolve</w:t>
+        <w:t>Seven design questions for any Michigan pricing law</w:t>
       </w:r>
     </w:p>
     <w:tbl>
@@ -1290,7 +1290,7 @@
     </w:p>
     <w:p>
       <w:r>
-        <w:t xml:space="preserve">A system does not need an explicit race, disability, age, sex, income, or other sensitive field to reproduce a risk tied to those characteristics. Location, language, device characteristics, browsing patterns, household composition, and combined inferences can function as proxies. SB 991 places protected-class and device/geolocation data directly in the pricing debate; Michigan should decide in the statutory text whether direct and proxy use are covered and how intent, materiality, and evidence will be evaluated. </w:t>
+        <w:t xml:space="preserve">A system does not need an explicit race, disability, age, sex, income, or other sensitive field to reproduce a risk tied to those characteristics. Location, language, device characteristics, browsing patterns, household composition, and combined inferences can function as proxies. SB 991 places protected-class and device/geolocation data directly in the pricing debate; any statutory text will need to address whether direct and proxy use are covered and how intent, materiality, and evidence will be evaluated. </w:t>
       </w:r>
       <w:r>
         <w:rPr>
@@ -1763,7 +1763,7 @@
         <w:pStyle w:val="Heading1"/>
       </w:pPr>
       <w:r>
-        <w:t>The framework should be enforceable and operable</w:t>
+        <w:t>Rules businesses can follow and regulators can enforce</w:t>
       </w:r>
     </w:p>
     <w:p>
@@ -1832,7 +1832,7 @@
         <w:pStyle w:val="Heading1"/>
       </w:pPr>
       <w:r>
-        <w:t>What Michigan should measure after enactment</w:t>
+        <w:t>What to measure if a law is enacted</w:t>
       </w:r>
     </w:p>
     <w:p>
@@ -1898,7 +1898,7 @@
     </w:p>
     <w:p>
       <w:r>
-        <w:t>Michigan can draw a narrow line between legitimate market-responsive pricing and individualized economic treatment driven by personal surveillance. The strongest text will focus on the total offer, modern data relationships, seller and vendor responsibility, auditable evidence, and conduct-specific exceptions. Those choices determine whether the policy works in practice.</w:t>
+        <w:t>Michigan can draw a narrow line between legitimate market-responsive pricing and individualized economic treatment driven by personal surveillance. Text that addresses the total offer, modern data relationships, seller and vendor responsibility, auditable evidence, and conduct-specific exceptions is more likely to work in practice. Those design choices, more than a bill’s label, determine how a policy operates.</w:t>
       </w:r>
     </w:p>
     <w:p>
@@ -2376,7 +2376,7 @@
           <w:color w:val="5E6876"/>
           <w:sz w:val="14"/>
         </w:rPr>
-        <w:t>This brief is independent policy analysis for research and educational purposes. It does not constitute legal advice, a vendor endorsement, or a recommendation on a specific contract. Descriptive findings are separated from NCI policy recommendations and implementation proposals.</w:t>
+        <w:t>This brief is independent policy analysis for research and educational purposes. It does not constitute legal advice, a vendor endorsement, or a recommendation on a specific contract. Descriptive findings are separated from NCI analysis and implementation options. NCI does not endorse or oppose legislation, ballot measures or candidates.</w:t>
       </w:r>
     </w:p>
     <w:sectPr>
